--- a/lab1/lab1.docx
+++ b/lab1/lab1.docx
@@ -403,7 +403,7 @@
         <w:pStyle w:val="2"/>
         <w:ind w:firstLine="0"/>
         <w:rPr>
-          <w:lang w:val="en-US"/>
+          <w:lang w:val="ru-RU"/>
         </w:rPr>
       </w:pPr>
       <w:r>
@@ -422,9 +422,9 @@
           <w:lang w:val="en-US"/>
         </w:rPr>
         <w:drawing>
-          <wp:inline distT="0" distB="0" distL="0" distR="0" wp14:anchorId="7FCFCFF9" wp14:editId="626A7366">
-            <wp:extent cx="5727700" cy="4298950"/>
-            <wp:effectExtent l="0" t="0" r="6350" b="6350"/>
+          <wp:inline distT="0" distB="0" distL="0" distR="0" wp14:anchorId="7FCFCFF9" wp14:editId="4F69230E">
+            <wp:extent cx="4680304" cy="3512820"/>
+            <wp:effectExtent l="0" t="0" r="6350" b="0"/>
             <wp:docPr id="1123847339" name="Рисунок 1"/>
             <wp:cNvGraphicFramePr>
               <a:graphicFrameLocks xmlns:a="http://schemas.openxmlformats.org/drawingml/2006/main" noChangeAspect="1"/>
@@ -454,7 +454,7 @@
                   <pic:spPr bwMode="auto">
                     <a:xfrm>
                       <a:off x="0" y="0"/>
-                      <a:ext cx="5727700" cy="4298950"/>
+                      <a:ext cx="4701460" cy="3528698"/>
                     </a:xfrm>
                     <a:prstGeom prst="rect">
                       <a:avLst/>
@@ -482,11 +482,10 @@
           <w:noProof/>
           <w:lang w:val="en-US"/>
         </w:rPr>
-        <w:lastRenderedPageBreak/>
         <w:drawing>
-          <wp:inline distT="0" distB="0" distL="0" distR="0" wp14:anchorId="514D3D35" wp14:editId="3628666B">
-            <wp:extent cx="5727700" cy="4298950"/>
-            <wp:effectExtent l="0" t="0" r="6350" b="6350"/>
+          <wp:inline distT="0" distB="0" distL="0" distR="0" wp14:anchorId="514D3D35" wp14:editId="09DDCBD8">
+            <wp:extent cx="4686300" cy="3517319"/>
+            <wp:effectExtent l="0" t="0" r="0" b="6985"/>
             <wp:docPr id="1746768134" name="Рисунок 2"/>
             <wp:cNvGraphicFramePr>
               <a:graphicFrameLocks xmlns:a="http://schemas.openxmlformats.org/drawingml/2006/main" noChangeAspect="1"/>
@@ -516,7 +515,7 @@
                   <pic:spPr bwMode="auto">
                     <a:xfrm>
                       <a:off x="0" y="0"/>
-                      <a:ext cx="5727700" cy="4298950"/>
+                      <a:ext cx="4712742" cy="3537165"/>
                     </a:xfrm>
                     <a:prstGeom prst="rect">
                       <a:avLst/>
@@ -536,17 +535,18 @@
     <w:p>
       <w:pPr>
         <w:rPr>
-          <w:lang w:val="en-US"/>
+          <w:lang w:val="ru-RU"/>
         </w:rPr>
       </w:pPr>
       <w:r>
         <w:rPr>
           <w:noProof/>
         </w:rPr>
+        <w:lastRenderedPageBreak/>
         <w:drawing>
-          <wp:inline distT="0" distB="0" distL="0" distR="0" wp14:anchorId="2233BC0C" wp14:editId="2F4D7D72">
-            <wp:extent cx="5733415" cy="4297045"/>
-            <wp:effectExtent l="0" t="0" r="635" b="8255"/>
+          <wp:inline distT="0" distB="0" distL="0" distR="0" wp14:anchorId="2233BC0C" wp14:editId="67A02E17">
+            <wp:extent cx="4701540" cy="3523681"/>
+            <wp:effectExtent l="0" t="0" r="3810" b="635"/>
             <wp:docPr id="871462957" name="Рисунок 3"/>
             <wp:cNvGraphicFramePr>
               <a:graphicFrameLocks xmlns:a="http://schemas.openxmlformats.org/drawingml/2006/main" noChangeAspect="1"/>
@@ -576,7 +576,7 @@
                   <pic:spPr bwMode="auto">
                     <a:xfrm>
                       <a:off x="0" y="0"/>
-                      <a:ext cx="5733415" cy="4297045"/>
+                      <a:ext cx="4714661" cy="3533515"/>
                     </a:xfrm>
                     <a:prstGeom prst="rect">
                       <a:avLst/>
@@ -595,11 +595,295 @@
     </w:p>
     <w:p>
       <w:pPr>
+        <w:rPr>
+          <w:lang w:val="ru-RU"/>
+        </w:rPr>
+      </w:pPr>
+      <w:r>
+        <w:rPr>
+          <w:lang w:val="ru-RU"/>
+        </w:rPr>
+        <w:br w:type="page"/>
+      </w:r>
+    </w:p>
+    <w:p>
+      <w:pPr>
+        <w:rPr>
+          <w:lang w:val="ru-RU"/>
+        </w:rPr>
+      </w:pPr>
+    </w:p>
+    <w:p>
+      <w:pPr>
+        <w:rPr>
+          <w:lang w:val="ru-RU"/>
+        </w:rPr>
+      </w:pPr>
+      <w:r>
+        <w:rPr>
+          <w:noProof/>
+        </w:rPr>
+        <w:drawing>
+          <wp:inline distT="0" distB="0" distL="0" distR="0" wp14:anchorId="35D71B44" wp14:editId="622EA125">
+            <wp:extent cx="3679039" cy="3649980"/>
+            <wp:effectExtent l="0" t="0" r="0" b="7620"/>
+            <wp:docPr id="1129953638" name="Рисунок 1"/>
+            <wp:cNvGraphicFramePr>
+              <a:graphicFrameLocks xmlns:a="http://schemas.openxmlformats.org/drawingml/2006/main" noChangeAspect="1"/>
+            </wp:cNvGraphicFramePr>
+            <a:graphic xmlns:a="http://schemas.openxmlformats.org/drawingml/2006/main">
+              <a:graphicData uri="http://schemas.openxmlformats.org/drawingml/2006/picture">
+                <pic:pic xmlns:pic="http://schemas.openxmlformats.org/drawingml/2006/picture">
+                  <pic:nvPicPr>
+                    <pic:cNvPr id="0" name="Picture 1"/>
+                    <pic:cNvPicPr>
+                      <a:picLocks noChangeAspect="1" noChangeArrowheads="1"/>
+                    </pic:cNvPicPr>
+                  </pic:nvPicPr>
+                  <pic:blipFill>
+                    <a:blip r:embed="rId9">
+                      <a:extLst>
+                        <a:ext uri="{28A0092B-C50C-407E-A947-70E740481C1C}">
+                          <a14:useLocalDpi xmlns:a14="http://schemas.microsoft.com/office/drawing/2010/main" val="0"/>
+                        </a:ext>
+                      </a:extLst>
+                    </a:blip>
+                    <a:srcRect/>
+                    <a:stretch>
+                      <a:fillRect/>
+                    </a:stretch>
+                  </pic:blipFill>
+                  <pic:spPr bwMode="auto">
+                    <a:xfrm>
+                      <a:off x="0" y="0"/>
+                      <a:ext cx="3687088" cy="3657965"/>
+                    </a:xfrm>
+                    <a:prstGeom prst="rect">
+                      <a:avLst/>
+                    </a:prstGeom>
+                    <a:noFill/>
+                    <a:ln>
+                      <a:noFill/>
+                    </a:ln>
+                  </pic:spPr>
+                </pic:pic>
+              </a:graphicData>
+            </a:graphic>
+          </wp:inline>
+        </w:drawing>
+      </w:r>
+    </w:p>
+    <w:p>
+      <w:pPr>
+        <w:rPr>
+          <w:lang w:val="ru-RU"/>
+        </w:rPr>
+      </w:pPr>
+      <w:r>
+        <w:rPr>
+          <w:noProof/>
+        </w:rPr>
+        <w:drawing>
+          <wp:inline distT="0" distB="0" distL="0" distR="0" wp14:anchorId="18D6BF44" wp14:editId="58E06B0B">
+            <wp:extent cx="5733415" cy="4403725"/>
+            <wp:effectExtent l="0" t="0" r="635" b="0"/>
+            <wp:docPr id="1435845499" name="Рисунок 4"/>
+            <wp:cNvGraphicFramePr>
+              <a:graphicFrameLocks xmlns:a="http://schemas.openxmlformats.org/drawingml/2006/main" noChangeAspect="1"/>
+            </wp:cNvGraphicFramePr>
+            <a:graphic xmlns:a="http://schemas.openxmlformats.org/drawingml/2006/main">
+              <a:graphicData uri="http://schemas.openxmlformats.org/drawingml/2006/picture">
+                <pic:pic xmlns:pic="http://schemas.openxmlformats.org/drawingml/2006/picture">
+                  <pic:nvPicPr>
+                    <pic:cNvPr id="0" name="Picture 7"/>
+                    <pic:cNvPicPr>
+                      <a:picLocks noChangeAspect="1" noChangeArrowheads="1"/>
+                    </pic:cNvPicPr>
+                  </pic:nvPicPr>
+                  <pic:blipFill>
+                    <a:blip r:embed="rId10">
+                      <a:extLst>
+                        <a:ext uri="{28A0092B-C50C-407E-A947-70E740481C1C}">
+                          <a14:useLocalDpi xmlns:a14="http://schemas.microsoft.com/office/drawing/2010/main" val="0"/>
+                        </a:ext>
+                      </a:extLst>
+                    </a:blip>
+                    <a:srcRect/>
+                    <a:stretch>
+                      <a:fillRect/>
+                    </a:stretch>
+                  </pic:blipFill>
+                  <pic:spPr bwMode="auto">
+                    <a:xfrm>
+                      <a:off x="0" y="0"/>
+                      <a:ext cx="5733415" cy="4403725"/>
+                    </a:xfrm>
+                    <a:prstGeom prst="rect">
+                      <a:avLst/>
+                    </a:prstGeom>
+                    <a:noFill/>
+                    <a:ln>
+                      <a:noFill/>
+                    </a:ln>
+                  </pic:spPr>
+                </pic:pic>
+              </a:graphicData>
+            </a:graphic>
+          </wp:inline>
+        </w:drawing>
+      </w:r>
+    </w:p>
+    <w:p>
+      <w:pPr>
+        <w:rPr>
+          <w:lang w:val="ru-RU"/>
+        </w:rPr>
+      </w:pPr>
+      <w:r>
+        <w:rPr>
+          <w:lang w:val="ru-RU"/>
+        </w:rPr>
+        <w:br w:type="page"/>
+      </w:r>
+    </w:p>
+    <w:p>
+      <w:pPr>
+        <w:rPr>
+          <w:lang w:val="en-US"/>
+        </w:rPr>
+      </w:pPr>
+      <w:r>
+        <w:rPr>
+          <w:noProof/>
+        </w:rPr>
+        <w:lastRenderedPageBreak/>
+        <w:drawing>
+          <wp:inline distT="0" distB="0" distL="0" distR="0" wp14:anchorId="21A96917" wp14:editId="0C8A3199">
+            <wp:extent cx="3764280" cy="4150661"/>
+            <wp:effectExtent l="0" t="0" r="7620" b="2540"/>
+            <wp:docPr id="463169318" name="Рисунок 2"/>
+            <wp:cNvGraphicFramePr>
+              <a:graphicFrameLocks xmlns:a="http://schemas.openxmlformats.org/drawingml/2006/main" noChangeAspect="1"/>
+            </wp:cNvGraphicFramePr>
+            <a:graphic xmlns:a="http://schemas.openxmlformats.org/drawingml/2006/main">
+              <a:graphicData uri="http://schemas.openxmlformats.org/drawingml/2006/picture">
+                <pic:pic xmlns:pic="http://schemas.openxmlformats.org/drawingml/2006/picture">
+                  <pic:nvPicPr>
+                    <pic:cNvPr id="0" name="Picture 3"/>
+                    <pic:cNvPicPr>
+                      <a:picLocks noChangeAspect="1" noChangeArrowheads="1"/>
+                    </pic:cNvPicPr>
+                  </pic:nvPicPr>
+                  <pic:blipFill>
+                    <a:blip r:embed="rId11">
+                      <a:extLst>
+                        <a:ext uri="{28A0092B-C50C-407E-A947-70E740481C1C}">
+                          <a14:useLocalDpi xmlns:a14="http://schemas.microsoft.com/office/drawing/2010/main" val="0"/>
+                        </a:ext>
+                      </a:extLst>
+                    </a:blip>
+                    <a:srcRect/>
+                    <a:stretch>
+                      <a:fillRect/>
+                    </a:stretch>
+                  </pic:blipFill>
+                  <pic:spPr bwMode="auto">
+                    <a:xfrm>
+                      <a:off x="0" y="0"/>
+                      <a:ext cx="3769269" cy="4156162"/>
+                    </a:xfrm>
+                    <a:prstGeom prst="rect">
+                      <a:avLst/>
+                    </a:prstGeom>
+                    <a:noFill/>
+                    <a:ln>
+                      <a:noFill/>
+                    </a:ln>
+                  </pic:spPr>
+                </pic:pic>
+              </a:graphicData>
+            </a:graphic>
+          </wp:inline>
+        </w:drawing>
+      </w:r>
+    </w:p>
+    <w:p>
+      <w:pPr>
+        <w:rPr>
+          <w:lang w:val="ru-RU"/>
+        </w:rPr>
+      </w:pPr>
+      <w:r>
+        <w:rPr>
+          <w:noProof/>
+        </w:rPr>
+        <w:drawing>
+          <wp:inline distT="0" distB="0" distL="0" distR="0" wp14:anchorId="3E8D93B7" wp14:editId="68230665">
+            <wp:extent cx="5733415" cy="4400550"/>
+            <wp:effectExtent l="0" t="0" r="635" b="0"/>
+            <wp:docPr id="849836408" name="Рисунок 3"/>
+            <wp:cNvGraphicFramePr>
+              <a:graphicFrameLocks xmlns:a="http://schemas.openxmlformats.org/drawingml/2006/main" noChangeAspect="1"/>
+            </wp:cNvGraphicFramePr>
+            <a:graphic xmlns:a="http://schemas.openxmlformats.org/drawingml/2006/main">
+              <a:graphicData uri="http://schemas.openxmlformats.org/drawingml/2006/picture">
+                <pic:pic xmlns:pic="http://schemas.openxmlformats.org/drawingml/2006/picture">
+                  <pic:nvPicPr>
+                    <pic:cNvPr id="0" name="Picture 5"/>
+                    <pic:cNvPicPr>
+                      <a:picLocks noChangeAspect="1" noChangeArrowheads="1"/>
+                    </pic:cNvPicPr>
+                  </pic:nvPicPr>
+                  <pic:blipFill>
+                    <a:blip r:embed="rId12">
+                      <a:extLst>
+                        <a:ext uri="{28A0092B-C50C-407E-A947-70E740481C1C}">
+                          <a14:useLocalDpi xmlns:a14="http://schemas.microsoft.com/office/drawing/2010/main" val="0"/>
+                        </a:ext>
+                      </a:extLst>
+                    </a:blip>
+                    <a:srcRect/>
+                    <a:stretch>
+                      <a:fillRect/>
+                    </a:stretch>
+                  </pic:blipFill>
+                  <pic:spPr bwMode="auto">
+                    <a:xfrm>
+                      <a:off x="0" y="0"/>
+                      <a:ext cx="5733415" cy="4400550"/>
+                    </a:xfrm>
+                    <a:prstGeom prst="rect">
+                      <a:avLst/>
+                    </a:prstGeom>
+                    <a:noFill/>
+                    <a:ln>
+                      <a:noFill/>
+                    </a:ln>
+                  </pic:spPr>
+                </pic:pic>
+              </a:graphicData>
+            </a:graphic>
+          </wp:inline>
+        </w:drawing>
+      </w:r>
+    </w:p>
+    <w:p>
+      <w:pPr>
+        <w:rPr>
+          <w:lang w:val="ru-RU"/>
+        </w:rPr>
+      </w:pPr>
+    </w:p>
+    <w:p>
+      <w:pPr>
         <w:pStyle w:val="2"/>
         <w:numPr>
           <w:ilvl w:val="0"/>
           <w:numId w:val="1"/>
         </w:numPr>
+        <w:rPr>
+          <w:lang w:val="en-US"/>
+        </w:rPr>
       </w:pPr>
       <w:r>
         <w:lastRenderedPageBreak/>
@@ -610,40 +894,14 @@
       <w:pPr>
         <w:ind w:left="720"/>
         <w:rPr>
-          <w:rFonts w:ascii="Times New Roman" w:eastAsia="Times New Roman" w:hAnsi="Times New Roman" w:cs="Times New Roman"/>
-          <w:sz w:val="32"/>
-          <w:szCs w:val="32"/>
-          <w:shd w:val="clear" w:color="auto" w:fill="FFF2CC"/>
-        </w:rPr>
-      </w:pPr>
-      <w:r>
-        <w:rPr>
-          <w:rFonts w:ascii="Times New Roman" w:eastAsia="Times New Roman" w:hAnsi="Times New Roman" w:cs="Times New Roman"/>
-          <w:sz w:val="32"/>
-          <w:szCs w:val="32"/>
-          <w:shd w:val="clear" w:color="auto" w:fill="FFF2CC"/>
-        </w:rPr>
-        <w:t>ссылки на код, команды компиляции/ссылка на скрипт для компиляции/</w:t>
-      </w:r>
-      <w:proofErr w:type="spellStart"/>
-      <w:r>
-        <w:rPr>
-          <w:rFonts w:ascii="Times New Roman" w:eastAsia="Times New Roman" w:hAnsi="Times New Roman" w:cs="Times New Roman"/>
-          <w:sz w:val="32"/>
-          <w:szCs w:val="32"/>
-          <w:shd w:val="clear" w:color="auto" w:fill="FFF2CC"/>
-        </w:rPr>
-        <w:t>Makefile</w:t>
-      </w:r>
-      <w:proofErr w:type="spellEnd"/>
-      <w:r>
-        <w:rPr>
-          <w:rFonts w:ascii="Times New Roman" w:eastAsia="Times New Roman" w:hAnsi="Times New Roman" w:cs="Times New Roman"/>
-          <w:sz w:val="32"/>
-          <w:szCs w:val="32"/>
-          <w:shd w:val="clear" w:color="auto" w:fill="FFF2CC"/>
-        </w:rPr>
-        <w:t xml:space="preserve">/CMakeLists.txt и т. п., листинги </w:t>
+          <w:lang w:val="en-US"/>
+        </w:rPr>
+      </w:pPr>
+      <w:r>
+        <w:rPr>
+          <w:lang w:val="en-US"/>
+        </w:rPr>
+        <w:t>https://github.com/CherNuShka-825/OPP_labs/tree/lab1</w:t>
       </w:r>
     </w:p>
     <w:sectPr>
@@ -1293,6 +1551,7 @@
   <w:style w:type="character" w:default="1" w:styleId="a0">
     <w:name w:val="Default Paragraph Font"/>
     <w:uiPriority w:val="1"/>
+    <w:semiHidden/>
     <w:unhideWhenUsed/>
   </w:style>
   <w:style w:type="table" w:default="1" w:styleId="a1">
@@ -1358,6 +1617,29 @@
       <w:color w:val="666666"/>
       <w:sz w:val="30"/>
       <w:szCs w:val="30"/>
+    </w:rPr>
+  </w:style>
+  <w:style w:type="character" w:styleId="a5">
+    <w:name w:val="Hyperlink"/>
+    <w:basedOn w:val="a0"/>
+    <w:uiPriority w:val="99"/>
+    <w:unhideWhenUsed/>
+    <w:rsid w:val="00A570B7"/>
+    <w:rPr>
+      <w:color w:val="0000FF" w:themeColor="hyperlink"/>
+      <w:u w:val="single"/>
+    </w:rPr>
+  </w:style>
+  <w:style w:type="character" w:styleId="a6">
+    <w:name w:val="Unresolved Mention"/>
+    <w:basedOn w:val="a0"/>
+    <w:uiPriority w:val="99"/>
+    <w:semiHidden/>
+    <w:unhideWhenUsed/>
+    <w:rsid w:val="00A570B7"/>
+    <w:rPr>
+      <w:color w:val="605E5C"/>
+      <w:shd w:val="clear" w:color="auto" w:fill="E1DFDD"/>
     </w:rPr>
   </w:style>
 </w:styles>
